--- a/VKR/шаблон для ВКР - Чжоу Хунсян Р34131.docx
+++ b/VKR/шаблон для ВКР - Чжоу Хунсян Р34131.docx
@@ -81,9 +81,6 @@
       <w:pPr>
         <w:pStyle w:val="ad"/>
         <w:spacing w:line="240" w:lineRule="auto"/>
-        <w:rPr>
-          <w:rFonts w:hint="eastAsia"/>
-        </w:rPr>
       </w:pPr>
     </w:p>
     <w:p>
@@ -114,9 +111,6 @@
       <w:pPr>
         <w:pStyle w:val="ad"/>
         <w:spacing w:line="240" w:lineRule="auto"/>
-        <w:rPr>
-          <w:rFonts w:hint="eastAsia"/>
-        </w:rPr>
       </w:pPr>
     </w:p>
     <w:p>
@@ -138,11 +132,11 @@
         </w:rPr>
       </w:pPr>
       <w:r>
-        <w:rPr>
-          <w:lang w:val="en-US"/>
-        </w:rPr>
-        <w:pict w14:anchorId="6E699EE9">
-          <v:rect id="_x0000_i1026" alt="" style="width:415.3pt;height:.05pt;mso-width-percent:0;mso-height-percent:0;mso-width-percent:0;mso-height-percent:0" o:hralign="center" o:hrstd="t" o:hr="t" fillcolor="#a0a0a0" stroked="f"/>
+        <w:pict w14:anchorId="18A12DC7">
+          <v:rect id="Horizontal Line 1" o:spid="_x0000_s2051" style="width:453.55pt;height:.05pt;visibility:visible;mso-wrap-style:square;mso-left-percent:-10001;mso-top-percent:-10001;mso-position-horizontal:absolute;mso-position-horizontal-relative:char;mso-position-vertical:absolute;mso-position-vertical-relative:line;mso-left-percent:-10001;mso-top-percent:-10001;v-text-anchor:top" o:gfxdata="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" filled="f">
+            <o:lock v:ext="edit" rotation="t" aspectratio="t" verticies="t" text="t" shapetype="t"/>
+            <w10:anchorlock/>
+          </v:rect>
         </w:pict>
       </w:r>
     </w:p>
@@ -152,15 +146,7 @@
         <w:spacing w:line="240" w:lineRule="auto"/>
       </w:pPr>
       <w:r>
-        <w:t xml:space="preserve">Обучающийся / </w:t>
-      </w:r>
-      <w:proofErr w:type="spellStart"/>
-      <w:r>
-        <w:t>Student</w:t>
-      </w:r>
-      <w:proofErr w:type="spellEnd"/>
-      <w:r>
-        <w:t xml:space="preserve"> </w:t>
+        <w:t xml:space="preserve">Обучающийся / Student </w:t>
       </w:r>
       <w:r>
         <w:rPr>
@@ -176,15 +162,7 @@
         <w:spacing w:line="240" w:lineRule="auto"/>
       </w:pPr>
       <w:r>
-        <w:t xml:space="preserve">Факультет/институт/кластер/ </w:t>
-      </w:r>
-      <w:proofErr w:type="spellStart"/>
-      <w:r>
-        <w:t>Faculty</w:t>
-      </w:r>
-      <w:proofErr w:type="spellEnd"/>
-      <w:r>
-        <w:t xml:space="preserve">/Institute/Cluster </w:t>
+        <w:t xml:space="preserve">Факультет/институт/кластер/ Faculty/Institute/Cluster </w:t>
       </w:r>
       <w:r>
         <w:rPr>
@@ -234,23 +212,7 @@
         </w:rPr>
       </w:pPr>
       <w:r>
-        <w:t xml:space="preserve">Направление подготовки/ </w:t>
-      </w:r>
-      <w:proofErr w:type="spellStart"/>
-      <w:r>
-        <w:t>Subject</w:t>
-      </w:r>
-      <w:proofErr w:type="spellEnd"/>
-      <w:r>
-        <w:t xml:space="preserve"> </w:t>
-      </w:r>
-      <w:proofErr w:type="spellStart"/>
-      <w:r>
-        <w:t>area</w:t>
-      </w:r>
-      <w:proofErr w:type="spellEnd"/>
-      <w:r>
-        <w:t xml:space="preserve"> </w:t>
+        <w:t xml:space="preserve">Направление подготовки/ Subject area </w:t>
       </w:r>
       <w:r>
         <w:rPr>
@@ -266,23 +228,7 @@
         <w:spacing w:line="240" w:lineRule="auto"/>
       </w:pPr>
       <w:r>
-        <w:t xml:space="preserve">Образовательная программа / </w:t>
-      </w:r>
-      <w:proofErr w:type="spellStart"/>
-      <w:r>
-        <w:t>Educational</w:t>
-      </w:r>
-      <w:proofErr w:type="spellEnd"/>
-      <w:r>
-        <w:t xml:space="preserve"> </w:t>
-      </w:r>
-      <w:proofErr w:type="spellStart"/>
-      <w:r>
-        <w:t>program</w:t>
-      </w:r>
-      <w:proofErr w:type="spellEnd"/>
-      <w:r>
-        <w:t xml:space="preserve"> </w:t>
+        <w:t xml:space="preserve">Образовательная программа / Educational program </w:t>
       </w:r>
       <w:r>
         <w:rPr>
@@ -341,23 +287,7 @@
         <w:spacing w:line="240" w:lineRule="auto"/>
       </w:pPr>
       <w:r>
-        <w:t xml:space="preserve">Квалификация/ </w:t>
-      </w:r>
-      <w:proofErr w:type="spellStart"/>
-      <w:r>
-        <w:t>Degree</w:t>
-      </w:r>
-      <w:proofErr w:type="spellEnd"/>
-      <w:r>
-        <w:t xml:space="preserve"> </w:t>
-      </w:r>
-      <w:proofErr w:type="spellStart"/>
-      <w:r>
-        <w:t>level</w:t>
-      </w:r>
-      <w:proofErr w:type="spellEnd"/>
-      <w:r>
-        <w:t xml:space="preserve"> </w:t>
+        <w:t xml:space="preserve">Квалификация/ Degree level </w:t>
       </w:r>
       <w:r>
         <w:rPr>
@@ -373,39 +303,14 @@
         <w:spacing w:line="240" w:lineRule="auto"/>
       </w:pPr>
       <w:r>
-        <w:t xml:space="preserve">Руководитель ВКР/ </w:t>
-      </w:r>
-      <w:proofErr w:type="spellStart"/>
-      <w:r>
-        <w:t>Thesis</w:t>
-      </w:r>
-      <w:proofErr w:type="spellEnd"/>
-      <w:r>
-        <w:t xml:space="preserve"> </w:t>
-      </w:r>
-      <w:proofErr w:type="spellStart"/>
-      <w:r>
-        <w:t>supervisor</w:t>
-      </w:r>
-      <w:proofErr w:type="spellEnd"/>
-      <w:r>
-        <w:t xml:space="preserve"> </w:t>
-      </w:r>
-      <w:proofErr w:type="spellStart"/>
+        <w:t xml:space="preserve">Руководитель ВКР/ Thesis supervisor </w:t>
+      </w:r>
       <w:r>
         <w:rPr>
           <w:b w:val="0"/>
           <w:bCs w:val="0"/>
         </w:rPr>
-        <w:t>Штенников</w:t>
-      </w:r>
-      <w:proofErr w:type="spellEnd"/>
-      <w:r>
-        <w:rPr>
-          <w:b w:val="0"/>
-          <w:bCs w:val="0"/>
-        </w:rPr>
-        <w:t xml:space="preserve"> Дмитрий Геннадьевич, доцент, кандидат</w:t>
+        <w:t>Штенников Дмитрий Геннадьевич, доцент, кандидат</w:t>
       </w:r>
       <w:r>
         <w:rPr>
@@ -462,11 +367,11 @@
         </w:rPr>
       </w:pPr>
       <w:r>
-        <w:rPr>
-          <w:lang w:val="en-US"/>
-        </w:rPr>
-        <w:pict w14:anchorId="200A9E73">
-          <v:rect id="_x0000_i1025" alt="" style="width:415.3pt;height:.05pt;mso-width-percent:0;mso-height-percent:0;mso-width-percent:0;mso-height-percent:0" o:hralign="center" o:hrstd="t" o:hr="t" fillcolor="#a0a0a0" stroked="f"/>
+        <w:pict w14:anchorId="71A1AC19">
+          <v:rect id="Horizontal Line 2" o:spid="_x0000_s2050" style="width:453.55pt;height:.05pt;visibility:visible;mso-wrap-style:square;mso-left-percent:-10001;mso-top-percent:-10001;mso-position-horizontal:absolute;mso-position-horizontal-relative:char;mso-position-vertical:absolute;mso-position-vertical-relative:line;mso-left-percent:-10001;mso-top-percent:-10001;v-text-anchor:top" o:gfxdata="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" filled="f">
+            <o:lock v:ext="edit" rotation="t" aspectratio="t" verticies="t" text="t" shapetype="t"/>
+            <w10:anchorlock/>
+          </v:rect>
         </w:pict>
       </w:r>
     </w:p>
@@ -1966,70 +1871,104 @@
       <w:bookmarkEnd w:id="0"/>
     </w:p>
     <w:p>
+      <w:r>
+        <w:t>БД - База данных</w:t>
+      </w:r>
+    </w:p>
+    <w:p>
+      <w:r>
+        <w:t>ОС - Операционная система</w:t>
+      </w:r>
+    </w:p>
+    <w:p>
+      <w:r>
+        <w:t>ПО - Программное обеспечение</w:t>
+      </w:r>
+    </w:p>
+    <w:p>
       <w:pPr>
         <w:rPr>
           <w:lang w:val="en-US"/>
         </w:rPr>
       </w:pPr>
       <w:r>
-        <w:t>БД - База данных</w:t>
-      </w:r>
-    </w:p>
-    <w:p>
-      <w:pPr>
         <w:rPr>
           <w:lang w:val="en-US"/>
         </w:rPr>
-      </w:pPr>
-      <w:r>
-        <w:t>ОС - Операционная система</w:t>
-      </w:r>
-    </w:p>
-    <w:p>
-      <w:pPr>
+        <w:t>HCI</w:t>
+      </w:r>
+      <w:r>
         <w:rPr>
           <w:lang w:val="en-US"/>
         </w:rPr>
-      </w:pPr>
-      <w:r>
-        <w:t>ПО - Программное обеспечение</w:t>
-      </w:r>
-    </w:p>
-    <w:p>
-      <w:pPr>
+        <w:t xml:space="preserve"> - </w:t>
+      </w:r>
+      <w:r>
         <w:rPr>
           <w:lang w:val="en-US"/>
         </w:rPr>
-      </w:pPr>
+        <w:t>Human</w:t>
+      </w:r>
       <w:r>
         <w:rPr>
           <w:lang w:val="en-US"/>
         </w:rPr>
-        <w:t>HCI</w:t>
+        <w:t xml:space="preserve"> - </w:t>
       </w:r>
       <w:r>
         <w:rPr>
           <w:lang w:val="en-US"/>
         </w:rPr>
+        <w:t>Computer</w:t>
+      </w:r>
+      <w:r>
+        <w:rPr>
+          <w:lang w:val="en-US"/>
+        </w:rPr>
+        <w:t xml:space="preserve"> </w:t>
+      </w:r>
+      <w:r>
+        <w:rPr>
+          <w:lang w:val="en-US"/>
+        </w:rPr>
+        <w:t>Interaction</w:t>
+      </w:r>
+    </w:p>
+    <w:p>
+      <w:pPr>
+        <w:rPr>
+          <w:lang w:val="en-US"/>
+        </w:rPr>
+      </w:pPr>
+      <w:r>
+        <w:rPr>
+          <w:lang w:val="en-US"/>
+        </w:rPr>
+        <w:t>CLI</w:t>
+      </w:r>
+      <w:r>
+        <w:rPr>
+          <w:lang w:val="en-US"/>
+        </w:rPr>
         <w:t xml:space="preserve"> - </w:t>
       </w:r>
       <w:r>
         <w:rPr>
           <w:lang w:val="en-US"/>
         </w:rPr>
-        <w:t>Human</w:t>
+        <w:t>Command</w:t>
       </w:r>
       <w:r>
         <w:rPr>
           <w:lang w:val="en-US"/>
         </w:rPr>
-        <w:t xml:space="preserve"> - </w:t>
+        <w:t xml:space="preserve"> </w:t>
       </w:r>
       <w:r>
         <w:rPr>
           <w:lang w:val="en-US"/>
         </w:rPr>
-        <w:t>Computer</w:t>
+        <w:t>Line</w:t>
       </w:r>
       <w:r>
         <w:rPr>
@@ -2041,82 +1980,33 @@
         <w:rPr>
           <w:lang w:val="en-US"/>
         </w:rPr>
-        <w:t>Interaction</w:t>
-      </w:r>
-    </w:p>
-    <w:p>
-      <w:pPr>
+        <w:t>Interface</w:t>
+      </w:r>
+      <w:r>
         <w:rPr>
           <w:lang w:val="en-US"/>
         </w:rPr>
-      </w:pPr>
+        <w:t xml:space="preserve">, </w:t>
+      </w:r>
+      <w:r>
+        <w:t>интерфейс</w:t>
+      </w:r>
       <w:r>
         <w:rPr>
           <w:lang w:val="en-US"/>
         </w:rPr>
-        <w:t>CLI</w:t>
+        <w:t xml:space="preserve"> </w:t>
+      </w:r>
+      <w:r>
+        <w:t>командной</w:t>
       </w:r>
       <w:r>
         <w:rPr>
           <w:lang w:val="en-US"/>
         </w:rPr>
-        <w:t xml:space="preserve"> - </w:t>
-      </w:r>
-      <w:r>
-        <w:rPr>
-          <w:lang w:val="en-US"/>
-        </w:rPr>
-        <w:t>Command</w:t>
-      </w:r>
-      <w:r>
-        <w:rPr>
-          <w:lang w:val="en-US"/>
-        </w:rPr>
         <w:t xml:space="preserve"> </w:t>
       </w:r>
       <w:r>
-        <w:rPr>
-          <w:lang w:val="en-US"/>
-        </w:rPr>
-        <w:t>Line</w:t>
-      </w:r>
-      <w:r>
-        <w:rPr>
-          <w:lang w:val="en-US"/>
-        </w:rPr>
-        <w:t xml:space="preserve"> </w:t>
-      </w:r>
-      <w:r>
-        <w:rPr>
-          <w:lang w:val="en-US"/>
-        </w:rPr>
-        <w:t>Interface</w:t>
-      </w:r>
-      <w:r>
-        <w:rPr>
-          <w:lang w:val="en-US"/>
-        </w:rPr>
-        <w:t xml:space="preserve">, </w:t>
-      </w:r>
-      <w:r>
-        <w:t>интерфейс</w:t>
-      </w:r>
-      <w:r>
-        <w:rPr>
-          <w:lang w:val="en-US"/>
-        </w:rPr>
-        <w:t xml:space="preserve"> </w:t>
-      </w:r>
-      <w:r>
-        <w:t>командной</w:t>
-      </w:r>
-      <w:r>
-        <w:rPr>
-          <w:lang w:val="en-US"/>
-        </w:rPr>
-        <w:t xml:space="preserve"> </w:t>
-      </w:r>
-      <w:r>
         <w:t>строки</w:t>
       </w:r>
     </w:p>
@@ -2126,21 +2016,11 @@
       </w:r>
     </w:p>
     <w:p>
-      <w:pPr>
-        <w:rPr>
-          <w:lang w:val="en-US"/>
-        </w:rPr>
-      </w:pPr>
       <w:r>
         <w:t>NUI - Natural user interface</w:t>
       </w:r>
     </w:p>
     <w:p>
-      <w:pPr>
-        <w:rPr>
-          <w:lang w:val="en-US"/>
-        </w:rPr>
-      </w:pPr>
       <w:r>
         <w:t>СУБД - Система управления базами данных</w:t>
       </w:r>
@@ -2169,59 +2049,26 @@
       <w:bookmarkEnd w:id="1"/>
     </w:p>
     <w:p>
-      <w:pPr>
-        <w:rPr>
-          <w:lang w:val="en-US"/>
-        </w:rPr>
-      </w:pPr>
+      <w:r>
+        <w:t>Термин – Определение термина</w:t>
+      </w:r>
+    </w:p>
+    <w:p>
+      <w:r>
+        <w:t>Термин – Определение термина</w:t>
+      </w:r>
+    </w:p>
+    <w:p>
       <w:r>
         <w:t>Термин</w:t>
       </w:r>
       <w:r>
-        <w:t xml:space="preserve"> </w:t>
-      </w:r>
-      <w:r>
-        <w:t>–</w:t>
-      </w:r>
-      <w:r>
-        <w:t xml:space="preserve"> </w:t>
-      </w:r>
-      <w:r>
-        <w:t>Определение термина</w:t>
-      </w:r>
-    </w:p>
-    <w:p>
-      <w:pPr>
-        <w:rPr>
-          <w:lang w:val="en-US"/>
-        </w:rPr>
-      </w:pPr>
-      <w:r>
-        <w:t>Термин – Определение термина</w:t>
-      </w:r>
-    </w:p>
-    <w:p>
-      <w:pPr>
-        <w:rPr>
-          <w:lang w:val="en-US"/>
-        </w:rPr>
-      </w:pPr>
-      <w:r>
-        <w:t>Термин</w:t>
-      </w:r>
-      <w:r>
-        <w:rPr>
-          <w:lang w:val="en-US"/>
-        </w:rPr>
         <w:t xml:space="preserve"> – </w:t>
       </w:r>
       <w:r>
         <w:t>Определение</w:t>
       </w:r>
       <w:r>
-        <w:rPr>
-          <w:lang w:val="en-US"/>
-        </w:rPr>
         <w:t xml:space="preserve"> </w:t>
       </w:r>
       <w:r>
@@ -2235,14 +2082,10 @@
           <w:kern w:val="0"/>
           <w:sz w:val="36"/>
           <w:szCs w:val="36"/>
-          <w:lang w:val="en-US"/>
           <w14:ligatures w14:val="none"/>
         </w:rPr>
       </w:pPr>
       <w:r>
-        <w:rPr>
-          <w:lang w:val="en-US"/>
-        </w:rPr>
         <w:br w:type="page"/>
       </w:r>
     </w:p>
@@ -2250,7 +2093,6 @@
       <w:pPr>
         <w:pStyle w:val="1"/>
         <w:rPr>
-          <w:bCs/>
           <w:lang w:val="en-US"/>
         </w:rPr>
       </w:pPr>
@@ -2260,6 +2102,179 @@
         <w:t>ВВЕДЕНИЕ</w:t>
       </w:r>
       <w:bookmarkEnd w:id="2"/>
+    </w:p>
+    <w:p>
+      <w:pPr>
+        <w:pStyle w:val="af3"/>
+        <w:rPr>
+          <w:lang w:val="ru-RU" w:eastAsia="en-US"/>
+        </w:rPr>
+      </w:pPr>
+      <w:r>
+        <w:rPr>
+          <w:lang w:val="ru-RU" w:eastAsia="en-US"/>
+        </w:rPr>
+        <w:t>С ускорением урбанизации и бурным развитием автомобильной промышленности количество автомобилей в городах продолжает увеличиваться. Однако пропускная способность городских дорожных сетей ограничена, что приводит к большому количеству дорожных заторов, из которых основную часть заторов составляют перекрёстки. Неправильное время работы светофора также является важной причиной неэффективности движения на перекрестках. В этом контексте особенно важно точное определение транспортных потоков на перекрестках. Существующие методы обнаружения транспортных потоков, такие как ручная статистика, наземные катушки и традиционные системы видеообнаружения, имеют ограничения, такие как недостаточная точность обнаружения, ограниченные сценарии покрытия и низкая производительность в реальном времени, что затрудняет удовлетворение потребностей управления в сложных сценариях дорожного движения.</w:t>
+      </w:r>
+    </w:p>
+    <w:p>
+      <w:pPr>
+        <w:pStyle w:val="af3"/>
+        <w:rPr>
+          <w:lang w:val="ru-RU" w:eastAsia="en-US"/>
+        </w:rPr>
+      </w:pPr>
+      <w:r>
+        <w:rPr>
+          <w:lang w:val="ru-RU" w:eastAsia="en-US"/>
+        </w:rPr>
+        <w:t>Основная цель данного исследования — реализовать автоматизированное обнаружение транспортных потоков для сложных дорожных сцен на перекрестках на основе видеоинформации дорожного наблюдения и методов компьютерного зрения. Используя видеоданные, система может выполнять обнаружение и статистику в реальном времени разнонаправленного транспортного потока, обеспечивая точную поддержку данных для оптимизации светофора и управления дорожным движением.</w:t>
+      </w:r>
+    </w:p>
+    <w:p>
+      <w:pPr>
+        <w:pStyle w:val="af3"/>
+        <w:rPr>
+          <w:lang w:val="ru-RU" w:eastAsia="en-US"/>
+        </w:rPr>
+      </w:pPr>
+      <w:r>
+        <w:rPr>
+          <w:lang w:val="ru-RU" w:eastAsia="en-US"/>
+        </w:rPr>
+        <w:t xml:space="preserve">Данное исследование имеет важное теоретическое значение и инженерно-прикладное значение. Во-первых, он может эффективно устранить недостатки существующих методов обнаружения транспортных </w:t>
+      </w:r>
+      <w:r>
+        <w:rPr>
+          <w:lang w:val="ru-RU" w:eastAsia="en-US"/>
+        </w:rPr>
+        <w:lastRenderedPageBreak/>
+        <w:t>потоков с точки зрения точности, адаптируемости к сцене и производительности в реальном времени; во-вторых, результаты исследований могут расширить сценарии применения обнаружения транспортных потоков и предоставить надежные инструменты сбора и анализа данных для отделов управления дорожным движением; наконец, эта система может быть использована как важная часть строительства «умного города», закладывая техническую основу для развития «умных» транспортных систем.</w:t>
+      </w:r>
+    </w:p>
+    <w:p>
+      <w:pPr>
+        <w:pStyle w:val="af3"/>
+        <w:rPr>
+          <w:lang w:val="ru-RU" w:eastAsia="en-US"/>
+        </w:rPr>
+      </w:pPr>
+      <w:r>
+        <w:rPr>
+          <w:lang w:val="ru-RU" w:eastAsia="en-US"/>
+        </w:rPr>
+        <w:t>Для достижения вышеуказанных целей данное исследование предполагает решение следующих основных задач:</w:t>
+      </w:r>
+    </w:p>
+    <w:p>
+      <w:pPr>
+        <w:pStyle w:val="af3"/>
+        <w:numPr>
+          <w:ilvl w:val="0"/>
+          <w:numId w:val="10"/>
+        </w:numPr>
+        <w:ind w:firstLineChars="0"/>
+        <w:rPr>
+          <w:lang w:val="ru-RU" w:eastAsia="en-US"/>
+        </w:rPr>
+      </w:pPr>
+      <w:r>
+        <w:rPr>
+          <w:lang w:val="ru-RU" w:eastAsia="en-US"/>
+        </w:rPr>
+        <w:t>Провести фоновые исследования по обнаружению транспортных потоков и проанализировать существующие методы и их ограничения;</w:t>
+      </w:r>
+    </w:p>
+    <w:p>
+      <w:pPr>
+        <w:pStyle w:val="af3"/>
+        <w:numPr>
+          <w:ilvl w:val="0"/>
+          <w:numId w:val="10"/>
+        </w:numPr>
+        <w:ind w:firstLineChars="0"/>
+        <w:rPr>
+          <w:lang w:val="ru-RU" w:eastAsia="en-US"/>
+        </w:rPr>
+      </w:pPr>
+      <w:r>
+        <w:rPr>
+          <w:lang w:val="ru-RU" w:eastAsia="en-US"/>
+        </w:rPr>
+        <w:t>Собирать и систематизировать видеоданные о дорожном движении на перекрестках, а также создавать наборы данных для обучения и тестирования;</w:t>
+      </w:r>
+    </w:p>
+    <w:p>
+      <w:pPr>
+        <w:pStyle w:val="af3"/>
+        <w:numPr>
+          <w:ilvl w:val="0"/>
+          <w:numId w:val="10"/>
+        </w:numPr>
+        <w:ind w:firstLineChars="0"/>
+        <w:rPr>
+          <w:lang w:val="ru-RU" w:eastAsia="en-US"/>
+        </w:rPr>
+      </w:pPr>
+      <w:r>
+        <w:rPr>
+          <w:lang w:val="ru-RU" w:eastAsia="en-US"/>
+        </w:rPr>
+        <w:t>Разработать и обучить модели обнаружения и отслеживания транспортных средств для обеспечения точности статистики разнонаправленного движения;</w:t>
+      </w:r>
+    </w:p>
+    <w:p>
+      <w:pPr>
+        <w:pStyle w:val="af3"/>
+        <w:numPr>
+          <w:ilvl w:val="0"/>
+          <w:numId w:val="10"/>
+        </w:numPr>
+        <w:ind w:firstLineChars="0"/>
+        <w:rPr>
+          <w:lang w:val="ru-RU" w:eastAsia="en-US"/>
+        </w:rPr>
+      </w:pPr>
+      <w:r>
+        <w:rPr>
+          <w:lang w:val="ru-RU" w:eastAsia="en-US"/>
+        </w:rPr>
+        <w:t>Завершить разработку программы и внедрение системы обнаружения транспортных потоков, включая модули обработки данных, обнаружения, отслеживания и статистические модули;</w:t>
+      </w:r>
+    </w:p>
+    <w:p>
+      <w:pPr>
+        <w:pStyle w:val="af3"/>
+        <w:numPr>
+          <w:ilvl w:val="0"/>
+          <w:numId w:val="10"/>
+        </w:numPr>
+        <w:ind w:firstLineChars="0"/>
+        <w:rPr>
+          <w:lang w:val="ru-RU" w:eastAsia="en-US"/>
+        </w:rPr>
+      </w:pPr>
+      <w:r>
+        <w:rPr>
+          <w:lang w:val="ru-RU" w:eastAsia="en-US"/>
+        </w:rPr>
+        <w:t>Проведите оценку производительности и тестирование системы для анализа точности обнаружения, производительности в реальном времени и применимости.</w:t>
+      </w:r>
+    </w:p>
+    <w:p>
+      <w:pPr>
+        <w:pStyle w:val="af3"/>
+        <w:rPr>
+          <w:lang w:val="ru-RU" w:eastAsia="en-US"/>
+        </w:rPr>
+      </w:pPr>
+      <w:r>
+        <w:rPr>
+          <w:lang w:val="ru-RU" w:eastAsia="en-US"/>
+        </w:rPr>
+        <w:lastRenderedPageBreak/>
+        <w:t>Благодаря выполнению вышеперечисленных задач в этой статье будет создана автоматизированная система обнаружения транспортных потоков для сложных сценариев перекрестков, обеспечена поддержка данных для интеллектуального управления дорожным движением и заложена основа для дальнейших исследований в области интеллектуальной оптимизации дорожного движения и адаптивного управления сигнальными огнями в будущем.</w:t>
+      </w:r>
     </w:p>
     <w:p>
       <w:pPr>
@@ -2617,21 +2632,24 @@
     <w:p>
       <w:pPr>
         <w:pStyle w:val="a"/>
-      </w:pPr>
-      <w:r>
-        <w:t>Антопольский А.Б., Белоозеров В.Н. Процедура формирования</w:t>
-      </w:r>
-      <w:r>
-        <w:t xml:space="preserve"> </w:t>
-      </w:r>
-      <w:r>
-        <w:t>макротезауруса политематических информационных систем //</w:t>
-      </w:r>
-      <w:r>
-        <w:t xml:space="preserve"> </w:t>
-      </w:r>
-      <w:r>
-        <w:t>Классификация и кодирование. – 1976. – N 1 (57). – С.25 – 29.</w:t>
+        <w:rPr>
+          <w:lang w:val="ru-RU"/>
+        </w:rPr>
+      </w:pPr>
+      <w:r>
+        <w:rPr>
+          <w:lang w:val="ru-RU"/>
+        </w:rPr>
+        <w:t xml:space="preserve">Антопольский А.Б., Белоозеров В.Н. Процедура формирования макротезауруса политематических информационных систем // Классификация и кодирование. – 1976. – </w:t>
+      </w:r>
+      <w:r>
+        <w:t>N</w:t>
+      </w:r>
+      <w:r>
+        <w:rPr>
+          <w:lang w:val="ru-RU"/>
+        </w:rPr>
+        <w:t xml:space="preserve"> 1 (57). – С.25 – 29.</w:t>
       </w:r>
     </w:p>
     <w:p>
@@ -2639,19 +2657,7 @@
         <w:pStyle w:val="a"/>
       </w:pPr>
       <w:r>
-        <w:t>DeRidder J.L. The immediate prospects for the application of ontologies in</w:t>
-      </w:r>
-      <w:r>
-        <w:t xml:space="preserve"> </w:t>
-      </w:r>
-      <w:r>
-        <w:t>digital libraries // Knowledge Organization – 2007. – Vol. 34, No. 4. P.227 –</w:t>
-      </w:r>
-      <w:r>
-        <w:t xml:space="preserve"> </w:t>
-      </w:r>
-      <w:r>
-        <w:t>246.</w:t>
+        <w:t>DeRidder J.L. The immediate prospects for the application of ontologies in digital libraries // Knowledge Organization – 2007. – Vol. 34, No. 4. P.227 – 246.</w:t>
       </w:r>
     </w:p>
     <w:p>
@@ -2659,19 +2665,13 @@
         <w:pStyle w:val="a"/>
       </w:pPr>
       <w:r>
-        <w:t>Индексирование фундаментальных научных направлений кодами</w:t>
-      </w:r>
-      <w:r>
-        <w:t xml:space="preserve"> </w:t>
-      </w:r>
-      <w:r>
-        <w:t>информационных классификаций УДК / О.А. Антошкова, Т.С. Астахова,</w:t>
-      </w:r>
-      <w:r>
-        <w:t xml:space="preserve"> </w:t>
-      </w:r>
-      <w:r>
-        <w:t>В.Н. Белоозеров и др.; под ред. акад. Ю.М. Арского. – М., 2010. – 322 с.</w:t>
+        <w:rPr>
+          <w:lang w:val="ru-RU"/>
+        </w:rPr>
+        <w:t xml:space="preserve">Индексирование фундаментальных научных направлений кодами информационных классификаций УДК / О.А. Антошкова, Т.С. Астахова, В.Н. Белоозеров и др.; под ред. акад. </w:t>
+      </w:r>
+      <w:r>
+        <w:t>Ю.М. Арского. – М., 2010. – 322 с.</w:t>
       </w:r>
     </w:p>
     <w:p>
@@ -2698,11 +2698,6 @@
       <w:bookmarkEnd w:id="20"/>
     </w:p>
     <w:p>
-      <w:pPr>
-        <w:rPr>
-          <w:rFonts w:hint="eastAsia"/>
-        </w:rPr>
-      </w:pPr>
       <w:r>
         <w:t>Листинг N – Текст</w:t>
       </w:r>
@@ -2742,13 +2737,8 @@
               <w:pStyle w:val="-1"/>
             </w:pPr>
             <w:r>
-              <w:t xml:space="preserve">using namespace </w:t>
-            </w:r>
-            <w:proofErr w:type="gramStart"/>
-            <w:r>
-              <w:t>std;</w:t>
-            </w:r>
-            <w:proofErr w:type="gramEnd"/>
+              <w:t>using namespace std;</w:t>
+            </w:r>
           </w:p>
           <w:p>
             <w:pPr>
@@ -2760,15 +2750,7 @@
               <w:pStyle w:val="-1"/>
             </w:pPr>
             <w:r>
-              <w:t xml:space="preserve">int </w:t>
-            </w:r>
-            <w:proofErr w:type="gramStart"/>
-            <w:r>
-              <w:t>main(</w:t>
-            </w:r>
-            <w:proofErr w:type="gramEnd"/>
-            <w:r>
-              <w:t>){</w:t>
+              <w:t>int main(){</w:t>
             </w:r>
           </w:p>
           <w:p>
@@ -2791,22 +2773,7 @@
             </w:pPr>
             <w:r>
               <w:tab/>
-            </w:r>
-            <w:proofErr w:type="spellStart"/>
-            <w:r>
-              <w:t>srand</w:t>
-            </w:r>
-            <w:proofErr w:type="spellEnd"/>
-            <w:r>
-              <w:t xml:space="preserve">((unsigned) </w:t>
-            </w:r>
-            <w:proofErr w:type="gramStart"/>
-            <w:r>
-              <w:t>time(</w:t>
-            </w:r>
-            <w:proofErr w:type="gramEnd"/>
-            <w:r>
-              <w:t>NULL));</w:t>
+              <w:t>srand((unsigned) time(NULL));</w:t>
             </w:r>
           </w:p>
           <w:p>
@@ -2829,15 +2796,7 @@
             </w:pPr>
             <w:r>
               <w:tab/>
-              <w:t xml:space="preserve">int random = </w:t>
-            </w:r>
-            <w:proofErr w:type="gramStart"/>
-            <w:r>
-              <w:t>rand(</w:t>
-            </w:r>
-            <w:proofErr w:type="gramEnd"/>
-            <w:r>
-              <w:t>);</w:t>
+              <w:t>int random = rand();</w:t>
             </w:r>
           </w:p>
           <w:p>
@@ -2860,18 +2819,8 @@
             </w:pPr>
             <w:r>
               <w:tab/>
-              <w:t>cout&lt;&lt;random&lt;&lt;</w:t>
-            </w:r>
-            <w:proofErr w:type="spellStart"/>
-            <w:proofErr w:type="gramStart"/>
-            <w:r>
-              <w:t>endl</w:t>
-            </w:r>
-            <w:proofErr w:type="spellEnd"/>
-            <w:r>
-              <w:t>;</w:t>
-            </w:r>
-            <w:proofErr w:type="gramEnd"/>
+              <w:t>cout&lt;&lt;random&lt;&lt;endl;</w:t>
+            </w:r>
           </w:p>
           <w:p>
             <w:pPr>
@@ -2884,19 +2833,13 @@
             </w:pPr>
             <w:r>
               <w:tab/>
-              <w:t xml:space="preserve">return </w:t>
-            </w:r>
-            <w:proofErr w:type="gramStart"/>
-            <w:r>
-              <w:t>1;</w:t>
-            </w:r>
-            <w:proofErr w:type="gramEnd"/>
+              <w:t>return 1;</w:t>
+            </w:r>
           </w:p>
           <w:p>
             <w:pPr>
               <w:pStyle w:val="-1"/>
               <w:rPr>
-                <w:rFonts w:hint="eastAsia"/>
                 <w:szCs w:val="28"/>
                 <w:lang w:eastAsia="zh-CN"/>
               </w:rPr>
@@ -3625,9 +3568,6 @@
     <w:pPr>
       <w:pStyle w:val="a9"/>
       <w:jc w:val="left"/>
-      <w:rPr>
-        <w:rFonts w:hint="eastAsia"/>
-      </w:rPr>
     </w:pPr>
   </w:p>
 </w:hdr>
@@ -4241,6 +4181,92 @@
     </w:lvl>
   </w:abstractNum>
   <w:abstractNum w:abstractNumId="6" w15:restartNumberingAfterBreak="0">
+    <w:nsid w:val="69053CF2"/>
+    <w:multiLevelType w:val="hybridMultilevel"/>
+    <w:tmpl w:val="B80C4CFC"/>
+    <w:lvl w:ilvl="0" w:tplc="04090011">
+      <w:start w:val="1"/>
+      <w:numFmt w:val="decimal"/>
+      <w:lvlText w:val="%1)"/>
+      <w:lvlJc w:val="left"/>
+      <w:pPr>
+        <w:ind w:left="1140" w:hanging="440"/>
+      </w:pPr>
+    </w:lvl>
+    <w:lvl w:ilvl="1" w:tplc="04090019" w:tentative="1">
+      <w:start w:val="1"/>
+      <w:numFmt w:val="lowerLetter"/>
+      <w:lvlText w:val="%2)"/>
+      <w:lvlJc w:val="left"/>
+      <w:pPr>
+        <w:ind w:left="1580" w:hanging="440"/>
+      </w:pPr>
+    </w:lvl>
+    <w:lvl w:ilvl="2" w:tplc="0409001B" w:tentative="1">
+      <w:start w:val="1"/>
+      <w:numFmt w:val="lowerRoman"/>
+      <w:lvlText w:val="%3."/>
+      <w:lvlJc w:val="right"/>
+      <w:pPr>
+        <w:ind w:left="2020" w:hanging="440"/>
+      </w:pPr>
+    </w:lvl>
+    <w:lvl w:ilvl="3" w:tplc="0409000F" w:tentative="1">
+      <w:start w:val="1"/>
+      <w:numFmt w:val="decimal"/>
+      <w:lvlText w:val="%4."/>
+      <w:lvlJc w:val="left"/>
+      <w:pPr>
+        <w:ind w:left="2460" w:hanging="440"/>
+      </w:pPr>
+    </w:lvl>
+    <w:lvl w:ilvl="4" w:tplc="04090019" w:tentative="1">
+      <w:start w:val="1"/>
+      <w:numFmt w:val="lowerLetter"/>
+      <w:lvlText w:val="%5)"/>
+      <w:lvlJc w:val="left"/>
+      <w:pPr>
+        <w:ind w:left="2900" w:hanging="440"/>
+      </w:pPr>
+    </w:lvl>
+    <w:lvl w:ilvl="5" w:tplc="0409001B" w:tentative="1">
+      <w:start w:val="1"/>
+      <w:numFmt w:val="lowerRoman"/>
+      <w:lvlText w:val="%6."/>
+      <w:lvlJc w:val="right"/>
+      <w:pPr>
+        <w:ind w:left="3340" w:hanging="440"/>
+      </w:pPr>
+    </w:lvl>
+    <w:lvl w:ilvl="6" w:tplc="0409000F" w:tentative="1">
+      <w:start w:val="1"/>
+      <w:numFmt w:val="decimal"/>
+      <w:lvlText w:val="%7."/>
+      <w:lvlJc w:val="left"/>
+      <w:pPr>
+        <w:ind w:left="3780" w:hanging="440"/>
+      </w:pPr>
+    </w:lvl>
+    <w:lvl w:ilvl="7" w:tplc="04090019" w:tentative="1">
+      <w:start w:val="1"/>
+      <w:numFmt w:val="lowerLetter"/>
+      <w:lvlText w:val="%8)"/>
+      <w:lvlJc w:val="left"/>
+      <w:pPr>
+        <w:ind w:left="4220" w:hanging="440"/>
+      </w:pPr>
+    </w:lvl>
+    <w:lvl w:ilvl="8" w:tplc="0409001B" w:tentative="1">
+      <w:start w:val="1"/>
+      <w:numFmt w:val="lowerRoman"/>
+      <w:lvlText w:val="%9."/>
+      <w:lvlJc w:val="right"/>
+      <w:pPr>
+        <w:ind w:left="4660" w:hanging="440"/>
+      </w:pPr>
+    </w:lvl>
+  </w:abstractNum>
+  <w:abstractNum w:abstractNumId="7" w15:restartNumberingAfterBreak="0">
     <w:nsid w:val="6A6B592B"/>
     <w:multiLevelType w:val="hybridMultilevel"/>
     <w:tmpl w:val="08FACA9C"/>
@@ -4353,7 +4379,7 @@
       </w:rPr>
     </w:lvl>
   </w:abstractNum>
-  <w:abstractNum w:abstractNumId="7" w15:restartNumberingAfterBreak="0">
+  <w:abstractNum w:abstractNumId="8" w15:restartNumberingAfterBreak="0">
     <w:nsid w:val="6EC2653E"/>
     <w:multiLevelType w:val="hybridMultilevel"/>
     <w:tmpl w:val="E6669B14"/>
@@ -4440,7 +4466,7 @@
       </w:pPr>
     </w:lvl>
   </w:abstractNum>
-  <w:abstractNum w:abstractNumId="8" w15:restartNumberingAfterBreak="0">
+  <w:abstractNum w:abstractNumId="9" w15:restartNumberingAfterBreak="0">
     <w:nsid w:val="7B344AFD"/>
     <w:multiLevelType w:val="hybridMultilevel"/>
     <w:tmpl w:val="0E367D60"/>
@@ -4530,10 +4556,10 @@
     </w:lvl>
   </w:abstractNum>
   <w:num w:numId="1" w16cid:durableId="97986488">
-    <w:abstractNumId w:val="8"/>
+    <w:abstractNumId w:val="9"/>
   </w:num>
   <w:num w:numId="2" w16cid:durableId="836044182">
-    <w:abstractNumId w:val="7"/>
+    <w:abstractNumId w:val="8"/>
   </w:num>
   <w:num w:numId="3" w16cid:durableId="1837376271">
     <w:abstractNumId w:val="2"/>
@@ -4542,7 +4568,7 @@
     <w:abstractNumId w:val="3"/>
   </w:num>
   <w:num w:numId="5" w16cid:durableId="410585771">
-    <w:abstractNumId w:val="6"/>
+    <w:abstractNumId w:val="7"/>
   </w:num>
   <w:num w:numId="6" w16cid:durableId="1796829039">
     <w:abstractNumId w:val="1"/>
@@ -4555,6 +4581,9 @@
   </w:num>
   <w:num w:numId="9" w16cid:durableId="1264607740">
     <w:abstractNumId w:val="4"/>
+  </w:num>
+  <w:num w:numId="10" w16cid:durableId="652760562">
+    <w:abstractNumId w:val="6"/>
   </w:num>
 </w:numbering>
 </file>
